--- a/모범답안_track-a1-vibration-fft.docx
+++ b/모범답안_track-a1-vibration-fft.docx
@@ -4,7 +4,7 @@
   <w:body>
     <w:p>
       <w:pPr>
-        <w:spacing w:before="0" w:after="80"/>
+        <w:spacing w:after="80"/>
         <w:jc w:val="center"/>
       </w:pPr>
       <w:r>
@@ -28,23 +28,22 @@
           <w:rFonts w:ascii="맑은 고딕" w:hAnsi="맑은 고딕"/>
           <w:b w:val="0"/>
           <w:color w:val="777777"/>
-          <w:sz w:val="22"/>
+          <w:sz w:val="21"/>
           <w:rFonts w:eastAsia="맑은 고딕"/>
         </w:rPr>
-        <w:t>KOREATECH 제조AI 교육과정 v1.6.15 | 교수자 배포용</w:t>
+        <w:t>KOREATECH 제조AI v1.6.15 | 교수자 배포용</w:t>
       </w:r>
     </w:p>
-    <w:p/>
     <w:p>
       <w:pPr>
-        <w:spacing w:before="240" w:after="80"/>
+        <w:spacing w:before="280" w:after="80"/>
       </w:pPr>
       <w:r>
         <w:rPr>
           <w:rFonts w:ascii="맑은 고딕" w:hAnsi="맑은 고딕"/>
           <w:b/>
           <w:color w:val="1A73E8"/>
-          <w:sz w:val="32"/>
+          <w:sz w:val="34"/>
           <w:rFonts w:eastAsia="맑은 고딕"/>
         </w:rPr>
         <w:t>📒 노트북 01 — 진동 데이터 분석</w:t>
@@ -62,18 +61,18 @@
           <w:sz w:val="16"/>
           <w:rFonts w:eastAsia="맑은 고딕"/>
         </w:rPr>
-        <w:t>────────────────────────────────────────────────────────────</w:t>
+        <w:t>──────────────────────────────────────────────────────────</w:t>
       </w:r>
     </w:p>
     <w:p>
       <w:pPr>
-        <w:spacing w:before="240" w:after="80"/>
+        <w:spacing w:before="200" w:after="60"/>
       </w:pPr>
       <w:r>
         <w:rPr>
           <w:rFonts w:ascii="맑은 고딕" w:hAnsi="맑은 고딕"/>
           <w:b/>
-          <w:color w:val="34A853"/>
+          <w:color w:val="0D652D"/>
           <w:sz w:val="26"/>
           <w:rFonts w:eastAsia="맑은 고딕"/>
         </w:rPr>
@@ -82,29 +81,14 @@
     </w:p>
     <w:p>
       <w:pPr>
-        <w:spacing w:before="120" w:after="40"/>
-      </w:pPr>
-      <w:r>
-        <w:rPr>
-          <w:rFonts w:ascii="맑은 고딕" w:hAnsi="맑은 고딕"/>
-          <w:b/>
-          <w:color w:val="1976D2"/>
-          <w:sz w:val="22"/>
-          <w:rFonts w:eastAsia="맑은 고딕"/>
-        </w:rPr>
-        <w:t>▶ 모범 코드</w:t>
-      </w:r>
-    </w:p>
-    <w:p>
-      <w:pPr>
-        <w:spacing w:before="40" w:after="120"/>
-        <w:ind w:left="283"/>
-        <w:shd w:val="clear" w:color="auto" w:fill="F3F4F6"/>
+        <w:spacing w:before="40" w:after="80"/>
+        <w:ind w:left="227"/>
+        <w:shd w:val="clear" w:color="auto" w:fill="F1F3F4"/>
       </w:pPr>
       <w:r>
         <w:rPr>
           <w:rFonts w:ascii="Courier New" w:hAnsi="Courier New"/>
-          <w:sz w:val="19"/>
+          <w:sz w:val="18"/>
         </w:rPr>
         <w:t>anomalies_2 = detect_anomalies(signal, threshold=2)</w:t>
         <w:br/>
@@ -123,35 +107,73 @@
         <w:rPr>
           <w:rFonts w:ascii="맑은 고딕" w:hAnsi="맑은 고딕"/>
           <w:b/>
-          <w:color w:val="0D652D"/>
+          <w:color w:val="1976D2"/>
           <w:sz w:val="22"/>
           <w:rFonts w:eastAsia="맑은 고딕"/>
         </w:rPr>
-        <w:t>▶ 예상 출력</w:t>
+        <w:t>▶ 실행 결과</w:t>
       </w:r>
     </w:p>
     <w:p>
       <w:pPr>
-        <w:spacing w:before="40" w:after="160"/>
-        <w:ind w:left="283"/>
-        <w:shd w:val="clear" w:color="auto" w:fill="EBF3FF"/>
+        <w:spacing w:before="0" w:after="120"/>
+        <w:ind w:left="227"/>
+        <w:shd w:val="clear" w:color="auto" w:fill="1E1E2E"/>
       </w:pPr>
       <w:r>
         <w:rPr>
           <w:rFonts w:ascii="Courier New" w:hAnsi="Courier New"/>
-          <w:color w:val="004499"/>
-          <w:sz w:val="19"/>
+          <w:color w:val="A8FFA8"/>
+          <w:sz w:val="18"/>
         </w:rPr>
-        <w:t>▶ 출력 결과:</w:t>
+        <w:t>threshold=2: 이상 포인트 수 = 544</w:t>
         <w:br/>
-        <w:t>threshold=2: 이상 포인트 수 = 487</w:t>
-        <w:br/>
-        <w:t>threshold=3: 이상 포인트 수 = 123</w:t>
+        <w:t>threshold=3: 이상 포인트 수 = 66</w:t>
       </w:r>
     </w:p>
     <w:p>
       <w:pPr>
-        <w:spacing w:before="0" w:after="200"/>
+        <w:spacing w:after="160"/>
+        <w:jc w:val="center"/>
+      </w:pPr>
+      <w:r>
+        <w:drawing>
+          <wp:inline xmlns:a="http://schemas.openxmlformats.org/drawingml/2006/main" xmlns:pic="http://schemas.openxmlformats.org/drawingml/2006/picture">
+            <wp:extent cx="5040000" cy="2382545"/>
+            <wp:docPr id="1" name="Picture 1"/>
+            <wp:cNvGraphicFramePr>
+              <a:graphicFrameLocks noChangeAspect="1"/>
+            </wp:cNvGraphicFramePr>
+            <a:graphic>
+              <a:graphicData uri="http://schemas.openxmlformats.org/drawingml/2006/picture">
+                <pic:pic>
+                  <pic:nvPicPr>
+                    <pic:cNvPr id="0" name="a1_01_threshold.png"/>
+                    <pic:cNvPicPr/>
+                  </pic:nvPicPr>
+                  <pic:blipFill>
+                    <a:blip r:embed="rId9"/>
+                    <a:stretch>
+                      <a:fillRect/>
+                    </a:stretch>
+                  </pic:blipFill>
+                  <pic:spPr>
+                    <a:xfrm>
+                      <a:off x="0" y="0"/>
+                      <a:ext cx="5040000" cy="2382545"/>
+                    </a:xfrm>
+                    <a:prstGeom prst="rect"/>
+                  </pic:spPr>
+                </pic:pic>
+              </a:graphicData>
+            </a:graphic>
+          </wp:inline>
+        </w:drawing>
+      </w:r>
+    </w:p>
+    <w:p>
+      <w:pPr>
+        <w:spacing w:after="200"/>
         <w:ind w:left="170"/>
       </w:pPr>
       <w:r>
@@ -172,23 +194,44 @@
           <w:sz w:val="20"/>
           <w:rFonts w:eastAsia="맑은 고딕"/>
         </w:rPr>
-        <w:t>threshold를 낮추면 더 넓은 범위를 이상으로 판단하므로 이상 포인트 수가 크게 늘어납니다. 민감도(Sensitivity) ↑, 특이도(Specificity) ↓ 관계입니다.</w:t>
+        <w:t>threshold를 낮추면 더 많은 포인트가 이상으로 감지됩니다. threshold=2는 평균±2σ 범위 벗어난 것 전부를 이상으로 보므로 민감도↑ 특이도↓ 트레이드오프가 발생합니다.</w:t>
       </w:r>
     </w:p>
-    <w:p/>
     <w:p>
       <w:pPr>
-        <w:spacing w:before="240" w:after="80"/>
+        <w:spacing w:before="200" w:after="60"/>
       </w:pPr>
       <w:r>
         <w:rPr>
           <w:rFonts w:ascii="맑은 고딕" w:hAnsi="맑은 고딕"/>
           <w:b/>
-          <w:color w:val="34A853"/>
+          <w:color w:val="0D652D"/>
           <w:sz w:val="26"/>
           <w:rFonts w:eastAsia="맑은 고딕"/>
         </w:rPr>
         <w:t>과제 B (필수) — Z축 진동 시계열</w:t>
+      </w:r>
+    </w:p>
+    <w:p>
+      <w:pPr>
+        <w:spacing w:before="40" w:after="80"/>
+        <w:ind w:left="227"/>
+        <w:shd w:val="clear" w:color="auto" w:fill="F1F3F4"/>
+      </w:pPr>
+      <w:r>
+        <w:rPr>
+          <w:rFonts w:ascii="Courier New" w:hAnsi="Courier New"/>
+          <w:sz w:val="18"/>
+        </w:rPr>
+        <w:t>plt.figure(figsize=(12,4))</w:t>
+        <w:br/>
+        <w:t>plt.plot(df['timestamp'], df['vibration_z'], color='green', alpha=0.7)</w:t>
+        <w:br/>
+        <w:t>plt.title('Z축 진동 시계열')</w:t>
+        <w:br/>
+        <w:t>plt.xlabel('시간'); plt.ylabel('진동 (g)')</w:t>
+        <w:br/>
+        <w:t>plt.show()</w:t>
       </w:r>
     </w:p>
     <w:p>
@@ -203,70 +246,52 @@
           <w:sz w:val="22"/>
           <w:rFonts w:eastAsia="맑은 고딕"/>
         </w:rPr>
-        <w:t>▶ 모범 코드</w:t>
+        <w:t>▶ 실행 결과</w:t>
       </w:r>
     </w:p>
     <w:p>
       <w:pPr>
-        <w:spacing w:before="40" w:after="120"/>
-        <w:ind w:left="283"/>
-        <w:shd w:val="clear" w:color="auto" w:fill="F3F4F6"/>
+        <w:spacing w:after="160"/>
+        <w:jc w:val="center"/>
       </w:pPr>
       <w:r>
-        <w:rPr>
-          <w:rFonts w:ascii="Courier New" w:hAnsi="Courier New"/>
-          <w:sz w:val="19"/>
-        </w:rPr>
-        <w:t>plt.figure(figsize=(12,4))</w:t>
-        <w:br/>
-        <w:t>plt.plot(df['timestamp'], df['vibration_z'], color='green', alpha=0.7)</w:t>
-        <w:br/>
-        <w:t>plt.title('Z축 진동 시계열')</w:t>
-        <w:br/>
-        <w:t>plt.xlabel('시간')</w:t>
-        <w:br/>
-        <w:t>plt.ylabel('진동 (g)')</w:t>
-        <w:br/>
-        <w:t>plt.show()</w:t>
+        <w:drawing>
+          <wp:inline xmlns:a="http://schemas.openxmlformats.org/drawingml/2006/main" xmlns:pic="http://schemas.openxmlformats.org/drawingml/2006/picture">
+            <wp:extent cx="5040000" cy="2382545"/>
+            <wp:docPr id="2" name="Picture 2"/>
+            <wp:cNvGraphicFramePr>
+              <a:graphicFrameLocks noChangeAspect="1"/>
+            </wp:cNvGraphicFramePr>
+            <a:graphic>
+              <a:graphicData uri="http://schemas.openxmlformats.org/drawingml/2006/picture">
+                <pic:pic>
+                  <pic:nvPicPr>
+                    <pic:cNvPr id="0" name="a1_01_axis.png"/>
+                    <pic:cNvPicPr/>
+                  </pic:nvPicPr>
+                  <pic:blipFill>
+                    <a:blip r:embed="rId10"/>
+                    <a:stretch>
+                      <a:fillRect/>
+                    </a:stretch>
+                  </pic:blipFill>
+                  <pic:spPr>
+                    <a:xfrm>
+                      <a:off x="0" y="0"/>
+                      <a:ext cx="5040000" cy="2382545"/>
+                    </a:xfrm>
+                    <a:prstGeom prst="rect"/>
+                  </pic:spPr>
+                </pic:pic>
+              </a:graphicData>
+            </a:graphic>
+          </wp:inline>
+        </w:drawing>
       </w:r>
     </w:p>
     <w:p>
       <w:pPr>
-        <w:spacing w:before="120" w:after="40"/>
-      </w:pPr>
-      <w:r>
-        <w:rPr>
-          <w:rFonts w:ascii="맑은 고딕" w:hAnsi="맑은 고딕"/>
-          <w:b/>
-          <w:color w:val="0D652D"/>
-          <w:sz w:val="22"/>
-          <w:rFonts w:eastAsia="맑은 고딕"/>
-        </w:rPr>
-        <w:t>▶ 예상 출력</w:t>
-      </w:r>
-    </w:p>
-    <w:p>
-      <w:pPr>
-        <w:spacing w:before="40" w:after="160"/>
-        <w:ind w:left="283"/>
-        <w:shd w:val="clear" w:color="auto" w:fill="EBF3FF"/>
-      </w:pPr>
-      <w:r>
-        <w:rPr>
-          <w:rFonts w:ascii="Courier New" w:hAnsi="Courier New"/>
-          <w:color w:val="004499"/>
-          <w:sz w:val="19"/>
-        </w:rPr>
-        <w:t>▶ 출력 결과:</w:t>
-        <w:br/>
-        <w:t>Z축 진동 시계열 그래프 출력</w:t>
-        <w:br/>
-        <w:t>→ X축 대비 Z축은 진폭이 상대적으로 작거나 유사한 패턴</w:t>
-      </w:r>
-    </w:p>
-    <w:p>
-      <w:pPr>
-        <w:spacing w:before="0" w:after="200"/>
+        <w:spacing w:after="200"/>
         <w:ind w:left="170"/>
       </w:pPr>
       <w:r>
@@ -287,19 +312,18 @@
           <w:sz w:val="20"/>
           <w:rFonts w:eastAsia="맑은 고딕"/>
         </w:rPr>
-        <w:t>컬럼명만 `vibration_x` → `vibration_z`로 변경합니다. 축별로 진동 패턴이 다를 수 있으며, Z축(수직방향)은 중력 성분이 포함될 수 있습니다.</w:t>
+        <w:t>컬럼명만 vibration_x → vibration_z로 변경합니다. Z축(수직방향)은 중력 성분이 포함되며, X축과 다른 진동 패턴을 보일 수 있습니다.</w:t>
       </w:r>
     </w:p>
-    <w:p/>
     <w:p>
       <w:pPr>
-        <w:spacing w:before="240" w:after="80"/>
+        <w:spacing w:before="200" w:after="60"/>
       </w:pPr>
       <w:r>
         <w:rPr>
           <w:rFonts w:ascii="맑은 고딕" w:hAnsi="맑은 고딕"/>
           <w:b/>
-          <w:color w:val="34A853"/>
+          <w:color w:val="0D652D"/>
           <w:sz w:val="26"/>
           <w:rFonts w:eastAsia="맑은 고딕"/>
         </w:rPr>
@@ -308,33 +332,16 @@
     </w:p>
     <w:p>
       <w:pPr>
-        <w:spacing w:before="120" w:after="40"/>
-      </w:pPr>
-      <w:r>
-        <w:rPr>
-          <w:rFonts w:ascii="맑은 고딕" w:hAnsi="맑은 고딕"/>
-          <w:b/>
-          <w:color w:val="1976D2"/>
-          <w:sz w:val="22"/>
-          <w:rFonts w:eastAsia="맑은 고딕"/>
-        </w:rPr>
-        <w:t>▶ 모범 코드</w:t>
-      </w:r>
-    </w:p>
-    <w:p>
-      <w:pPr>
-        <w:spacing w:before="40" w:after="120"/>
-        <w:ind w:left="283"/>
-        <w:shd w:val="clear" w:color="auto" w:fill="F3F4F6"/>
+        <w:spacing w:before="40" w:after="80"/>
+        <w:ind w:left="227"/>
+        <w:shd w:val="clear" w:color="auto" w:fill="F1F3F4"/>
       </w:pPr>
       <w:r>
         <w:rPr>
           <w:rFonts w:ascii="Courier New" w:hAnsi="Courier New"/>
-          <w:sz w:val="19"/>
+          <w:sz w:val="18"/>
         </w:rPr>
-        <w:t>vibration_cols = ['vibration_x', 'vibration_y', 'vibration_z']</w:t>
-        <w:br/>
-        <w:t>for col in vibration_cols:</w:t>
+        <w:t>for col in ['vibration_x','vibration_y','vibration_z']:</w:t>
         <w:br/>
         <w:t xml:space="preserve">    rms = np.sqrt(np.mean(df[col]**2))</w:t>
         <w:br/>
@@ -343,45 +350,28 @@
     </w:p>
     <w:p>
       <w:pPr>
-        <w:spacing w:before="120" w:after="40"/>
+        <w:spacing w:before="0" w:after="120"/>
+        <w:ind w:left="227"/>
+        <w:shd w:val="clear" w:color="auto" w:fill="1E1E2E"/>
       </w:pPr>
       <w:r>
         <w:rPr>
-          <w:rFonts w:ascii="맑은 고딕" w:hAnsi="맑은 고딕"/>
-          <w:b/>
-          <w:color w:val="0D652D"/>
-          <w:sz w:val="22"/>
-          <w:rFonts w:eastAsia="맑은 고딕"/>
+          <w:rFonts w:ascii="Courier New" w:hAnsi="Courier New"/>
+          <w:color w:val="A8FFA8"/>
+          <w:sz w:val="18"/>
         </w:rPr>
-        <w:t>▶ 예상 출력</w:t>
+        <w:t>vibration_x RMS = 0.5823</w:t>
+        <w:br/>
+        <w:t>vibration_y RMS = 0.4107</w:t>
+        <w:br/>
+        <w:t>vibration_z RMS = 0.4072</w:t>
+        <w:br/>
+        <w:t>→ X축이 가장 높음 (합성 데이터 기준)</w:t>
       </w:r>
     </w:p>
     <w:p>
       <w:pPr>
-        <w:spacing w:before="40" w:after="160"/>
-        <w:ind w:left="283"/>
-        <w:shd w:val="clear" w:color="auto" w:fill="EBF3FF"/>
-      </w:pPr>
-      <w:r>
-        <w:rPr>
-          <w:rFonts w:ascii="Courier New" w:hAnsi="Courier New"/>
-          <w:color w:val="004499"/>
-          <w:sz w:val="19"/>
-        </w:rPr>
-        <w:t>▶ 출력 결과:</w:t>
-        <w:br/>
-        <w:t>vibration_x RMS = 0.4231</w:t>
-        <w:br/>
-        <w:t>vibration_y RMS = 0.3876</w:t>
-        <w:br/>
-        <w:t>vibration_z RMS = 0.2954</w:t>
-        <w:br/>
-        <w:t>→ X축이 가장 높음</w:t>
-      </w:r>
-    </w:p>
-    <w:p>
-      <w:pPr>
-        <w:spacing w:before="0" w:after="200"/>
+        <w:spacing w:after="200"/>
         <w:ind w:left="170"/>
       </w:pPr>
       <w:r>
@@ -402,20 +392,19 @@
           <w:sz w:val="20"/>
           <w:rFonts w:eastAsia="맑은 고딕"/>
         </w:rPr>
-        <w:t>RMS(Root Mean Square)는 신호의 에너지를 나타냅니다. 값이 높은 축이 더 심한 진동을 경험하고 있으며, 베어링 결함 방향과 관련될 수 있습니다.</w:t>
+        <w:t>RMS(Root Mean Square)는 신호의 에너지를 나타냅니다. 값이 높은 축이 더 심한 진동을 경험합니다.</w:t>
       </w:r>
     </w:p>
-    <w:p/>
     <w:p>
       <w:pPr>
-        <w:spacing w:before="240" w:after="80"/>
+        <w:spacing w:before="280" w:after="80"/>
       </w:pPr>
       <w:r>
         <w:rPr>
           <w:rFonts w:ascii="맑은 고딕" w:hAnsi="맑은 고딕"/>
           <w:b/>
           <w:color w:val="1A73E8"/>
-          <w:sz w:val="32"/>
+          <w:sz w:val="34"/>
           <w:rFonts w:eastAsia="맑은 고딕"/>
         </w:rPr>
         <w:t>📒 노트북 02 — FFT 주파수 분석</w:t>
@@ -433,22 +422,42 @@
           <w:sz w:val="16"/>
           <w:rFonts w:eastAsia="맑은 고딕"/>
         </w:rPr>
-        <w:t>────────────────────────────────────────────────────────────</w:t>
+        <w:t>──────────────────────────────────────────────────────────</w:t>
       </w:r>
     </w:p>
     <w:p>
       <w:pPr>
-        <w:spacing w:before="240" w:after="80"/>
+        <w:spacing w:before="200" w:after="60"/>
       </w:pPr>
       <w:r>
         <w:rPr>
           <w:rFonts w:ascii="맑은 고딕" w:hAnsi="맑은 고딕"/>
           <w:b/>
-          <w:color w:val="34A853"/>
+          <w:color w:val="0D652D"/>
           <w:sz w:val="26"/>
           <w:rFonts w:eastAsia="맑은 고딕"/>
         </w:rPr>
-        <w:t>과제 A (필수) — 0~500Hz 범위로 확대</w:t>
+        <w:t>과제 A (필수) — plt.xlim(0, 500) 추가</w:t>
+      </w:r>
+    </w:p>
+    <w:p>
+      <w:pPr>
+        <w:spacing w:before="40" w:after="80"/>
+        <w:ind w:left="227"/>
+        <w:shd w:val="clear" w:color="auto" w:fill="F1F3F4"/>
+      </w:pPr>
+      <w:r>
+        <w:rPr>
+          <w:rFonts w:ascii="Courier New" w:hAnsi="Courier New"/>
+          <w:sz w:val="18"/>
+        </w:rPr>
+        <w:t>plt.plot(frequencies, magnitude)</w:t>
+        <w:br/>
+        <w:t>plt.xlim(0, 500)   # ← 추가</w:t>
+        <w:br/>
+        <w:t>plt.title('FFT 스펙트럼 (0~500Hz)')</w:t>
+        <w:br/>
+        <w:t>plt.show()</w:t>
       </w:r>
     </w:p>
     <w:p>
@@ -463,72 +472,52 @@
           <w:sz w:val="22"/>
           <w:rFonts w:eastAsia="맑은 고딕"/>
         </w:rPr>
-        <w:t>▶ 모범 코드</w:t>
+        <w:t>▶ 실행 결과</w:t>
       </w:r>
     </w:p>
     <w:p>
       <w:pPr>
-        <w:spacing w:before="40" w:after="120"/>
-        <w:ind w:left="283"/>
-        <w:shd w:val="clear" w:color="auto" w:fill="F3F4F6"/>
+        <w:spacing w:after="160"/>
+        <w:jc w:val="center"/>
       </w:pPr>
       <w:r>
-        <w:rPr>
-          <w:rFonts w:ascii="Courier New" w:hAnsi="Courier New"/>
-          <w:sz w:val="19"/>
-        </w:rPr>
-        <w:t>frequencies, magnitude = analyze_fft(signal, sampling_rate=1000)</w:t>
-        <w:br/>
-        <w:t>plt.plot(frequencies, magnitude)</w:t>
-        <w:br/>
-        <w:t>plt.xlim(0, 500)  # ← 추가</w:t>
-        <w:br/>
-        <w:t>plt.title('FFT 스펙트럼 (0~500Hz)')</w:t>
-        <w:br/>
-        <w:t>plt.xlabel('주파수 (Hz)')</w:t>
-        <w:br/>
-        <w:t>plt.ylabel('진폭')</w:t>
-        <w:br/>
-        <w:t>plt.show()</w:t>
+        <w:drawing>
+          <wp:inline xmlns:a="http://schemas.openxmlformats.org/drawingml/2006/main" xmlns:pic="http://schemas.openxmlformats.org/drawingml/2006/picture">
+            <wp:extent cx="5040000" cy="1757000"/>
+            <wp:docPr id="3" name="Picture 3"/>
+            <wp:cNvGraphicFramePr>
+              <a:graphicFrameLocks noChangeAspect="1"/>
+            </wp:cNvGraphicFramePr>
+            <a:graphic>
+              <a:graphicData uri="http://schemas.openxmlformats.org/drawingml/2006/picture">
+                <pic:pic>
+                  <pic:nvPicPr>
+                    <pic:cNvPr id="0" name="a1_02_fft.png"/>
+                    <pic:cNvPicPr/>
+                  </pic:nvPicPr>
+                  <pic:blipFill>
+                    <a:blip r:embed="rId11"/>
+                    <a:stretch>
+                      <a:fillRect/>
+                    </a:stretch>
+                  </pic:blipFill>
+                  <pic:spPr>
+                    <a:xfrm>
+                      <a:off x="0" y="0"/>
+                      <a:ext cx="5040000" cy="1757000"/>
+                    </a:xfrm>
+                    <a:prstGeom prst="rect"/>
+                  </pic:spPr>
+                </pic:pic>
+              </a:graphicData>
+            </a:graphic>
+          </wp:inline>
+        </w:drawing>
       </w:r>
     </w:p>
     <w:p>
       <w:pPr>
-        <w:spacing w:before="120" w:after="40"/>
-      </w:pPr>
-      <w:r>
-        <w:rPr>
-          <w:rFonts w:ascii="맑은 고딕" w:hAnsi="맑은 고딕"/>
-          <w:b/>
-          <w:color w:val="0D652D"/>
-          <w:sz w:val="22"/>
-          <w:rFonts w:eastAsia="맑은 고딕"/>
-        </w:rPr>
-        <w:t>▶ 예상 출력</w:t>
-      </w:r>
-    </w:p>
-    <w:p>
-      <w:pPr>
-        <w:spacing w:before="40" w:after="160"/>
-        <w:ind w:left="283"/>
-        <w:shd w:val="clear" w:color="auto" w:fill="EBF3FF"/>
-      </w:pPr>
-      <w:r>
-        <w:rPr>
-          <w:rFonts w:ascii="Courier New" w:hAnsi="Courier New"/>
-          <w:color w:val="004499"/>
-          <w:sz w:val="19"/>
-        </w:rPr>
-        <w:t>▶ 출력 결과:</w:t>
-        <w:br/>
-        <w:t>0~500Hz 구간만 확대된 FFT 스펙트럼 출력</w:t>
-        <w:br/>
-        <w:t>→ 특정 주파수에 날카로운 피크(peak) 확인 가능</w:t>
-      </w:r>
-    </w:p>
-    <w:p>
-      <w:pPr>
-        <w:spacing w:before="0" w:after="200"/>
+        <w:spacing w:after="200"/>
         <w:ind w:left="170"/>
       </w:pPr>
       <w:r>
@@ -549,50 +538,34 @@
           <w:sz w:val="20"/>
           <w:rFonts w:eastAsia="맑은 고딕"/>
         </w:rPr>
-        <w:t>`plt.xlim()`으로 x축 범위를 제한합니다. 전체 스펙트럼에서는 피크가 묻히는 경우가 있어, 관심 주파수 대역으로 확대하는 것이 중요합니다.</w:t>
+        <w:t>plt.xlim()으로 x축 범위를 0~500Hz로 제한합니다. 전체 스펙트럼에서는 고주파 노이즈에 묻혀 보이지 않던 피크가 확대 시 명확하게 나타납니다.</w:t>
       </w:r>
     </w:p>
-    <w:p/>
     <w:p>
       <w:pPr>
-        <w:spacing w:before="240" w:after="80"/>
+        <w:spacing w:before="200" w:after="60"/>
       </w:pPr>
       <w:r>
         <w:rPr>
           <w:rFonts w:ascii="맑은 고딕" w:hAnsi="맑은 고딕"/>
           <w:b/>
-          <w:color w:val="34A853"/>
+          <w:color w:val="0D652D"/>
           <w:sz w:val="26"/>
           <w:rFonts w:eastAsia="맑은 고딕"/>
         </w:rPr>
-        <w:t>과제 B (필수) — 최대 진폭 주파수 찾기</w:t>
+        <w:t>과제 B (필수) — 최대 진폭 주파수</w:t>
       </w:r>
     </w:p>
     <w:p>
       <w:pPr>
-        <w:spacing w:before="120" w:after="40"/>
-      </w:pPr>
-      <w:r>
-        <w:rPr>
-          <w:rFonts w:ascii="맑은 고딕" w:hAnsi="맑은 고딕"/>
-          <w:b/>
-          <w:color w:val="1976D2"/>
-          <w:sz w:val="22"/>
-          <w:rFonts w:eastAsia="맑은 고딕"/>
-        </w:rPr>
-        <w:t>▶ 모범 코드</w:t>
-      </w:r>
-    </w:p>
-    <w:p>
-      <w:pPr>
-        <w:spacing w:before="40" w:after="120"/>
-        <w:ind w:left="283"/>
-        <w:shd w:val="clear" w:color="auto" w:fill="F3F4F6"/>
+        <w:spacing w:before="40" w:after="80"/>
+        <w:ind w:left="227"/>
+        <w:shd w:val="clear" w:color="auto" w:fill="F1F3F4"/>
       </w:pPr>
       <w:r>
         <w:rPr>
           <w:rFonts w:ascii="Courier New" w:hAnsi="Courier New"/>
-          <w:sz w:val="19"/>
+          <w:sz w:val="18"/>
         </w:rPr>
         <w:t>peak_idx = np.argmax(magnitude)</w:t>
         <w:br/>
@@ -603,41 +576,24 @@
     </w:p>
     <w:p>
       <w:pPr>
-        <w:spacing w:before="120" w:after="40"/>
+        <w:spacing w:before="0" w:after="120"/>
+        <w:ind w:left="227"/>
+        <w:shd w:val="clear" w:color="auto" w:fill="1E1E2E"/>
       </w:pPr>
       <w:r>
         <w:rPr>
-          <w:rFonts w:ascii="맑은 고딕" w:hAnsi="맑은 고딕"/>
-          <w:b/>
-          <w:color w:val="0D652D"/>
-          <w:sz w:val="22"/>
-          <w:rFonts w:eastAsia="맑은 고딕"/>
+          <w:rFonts w:ascii="Courier New" w:hAnsi="Courier New"/>
+          <w:color w:val="A8FFA8"/>
+          <w:sz w:val="18"/>
         </w:rPr>
-        <w:t>▶ 예상 출력</w:t>
+        <w:t>최대 진폭 주파수: 30.0 Hz</w:t>
+        <w:br/>
+        <w:t>최대 진폭: 2486.34</w:t>
       </w:r>
     </w:p>
     <w:p>
       <w:pPr>
-        <w:spacing w:before="40" w:after="160"/>
-        <w:ind w:left="283"/>
-        <w:shd w:val="clear" w:color="auto" w:fill="EBF3FF"/>
-      </w:pPr>
-      <w:r>
-        <w:rPr>
-          <w:rFonts w:ascii="Courier New" w:hAnsi="Courier New"/>
-          <w:color w:val="004499"/>
-          <w:sz w:val="19"/>
-        </w:rPr>
-        <w:t>▶ 출력 결과:</w:t>
-        <w:br/>
-        <w:t>최대 진폭 주파수: 58.6 Hz</w:t>
-        <w:br/>
-        <w:t>최대 진폭: 1247.83</w:t>
-      </w:r>
-    </w:p>
-    <w:p>
-      <w:pPr>
-        <w:spacing w:before="0" w:after="200"/>
+        <w:spacing w:after="200"/>
         <w:ind w:left="170"/>
       </w:pPr>
       <w:r>
@@ -658,23 +614,72 @@
           <w:sz w:val="20"/>
           <w:rFonts w:eastAsia="맑은 고딕"/>
         </w:rPr>
-        <w:t>`np.argmax()`로 가장 큰 값의 인덱스를 찾고, 해당 인덱스의 주파수를 출력합니다. 이 주파수가 회전 주파수(RPM/60)와 일치하면 언밸런스, 베어링 주파수와 일치하면 베어링 결함을 의심할 수 있습니다.</w:t>
+        <w:t>np.argmax()로 최대값 인덱스를 찾고 해당 주파수를 출력합니다. 이 주파수가 RPM/60(회전 주파수)과 일치하면 언밸런스, 베어링 주파수(BPFI/BPFO)와 일치하면 베어링 결함을 의심합니다.</w:t>
       </w:r>
     </w:p>
-    <w:p/>
     <w:p>
       <w:pPr>
-        <w:spacing w:before="240" w:after="80"/>
+        <w:spacing w:before="280" w:after="80"/>
       </w:pPr>
       <w:r>
         <w:rPr>
           <w:rFonts w:ascii="맑은 고딕" w:hAnsi="맑은 고딕"/>
           <w:b/>
-          <w:color w:val="34A853"/>
+          <w:color w:val="1A73E8"/>
+          <w:sz w:val="34"/>
+          <w:rFonts w:eastAsia="맑은 고딕"/>
+        </w:rPr>
+        <w:t>📒 노트북 03 — 이상 탐지 모델</w:t>
+      </w:r>
+    </w:p>
+    <w:p>
+      <w:pPr>
+        <w:spacing w:before="80" w:after="80"/>
+      </w:pPr>
+      <w:r>
+        <w:rPr>
+          <w:rFonts w:ascii="맑은 고딕" w:hAnsi="맑은 고딕"/>
+          <w:b w:val="0"/>
+          <w:color w:val="CCCCCC"/>
+          <w:sz w:val="16"/>
+          <w:rFonts w:eastAsia="맑은 고딕"/>
+        </w:rPr>
+        <w:t>──────────────────────────────────────────────────────────</w:t>
+      </w:r>
+    </w:p>
+    <w:p>
+      <w:pPr>
+        <w:spacing w:before="200" w:after="60"/>
+      </w:pPr>
+      <w:r>
+        <w:rPr>
+          <w:rFonts w:ascii="맑은 고딕" w:hAnsi="맑은 고딕"/>
+          <w:b/>
+          <w:color w:val="0D652D"/>
           <w:sz w:val="26"/>
           <w:rFonts w:eastAsia="맑은 고딕"/>
         </w:rPr>
-        <w:t>과제 C (심화) — 후반부 구간 FFT 비교</w:t>
+        <w:t>과제 A (필수) — contamination=0.05 vs 0.10</w:t>
+      </w:r>
+    </w:p>
+    <w:p>
+      <w:pPr>
+        <w:spacing w:before="40" w:after="80"/>
+        <w:ind w:left="227"/>
+        <w:shd w:val="clear" w:color="auto" w:fill="F1F3F4"/>
+      </w:pPr>
+      <w:r>
+        <w:rPr>
+          <w:rFonts w:ascii="Courier New" w:hAnsi="Courier New"/>
+          <w:sz w:val="18"/>
+        </w:rPr>
+        <w:t>iso_05 = IsolationForest(contamination=0.05, random_state=42)</w:t>
+        <w:br/>
+        <w:t>pred_05 = iso_05.fit_predict(features)</w:t>
+        <w:br/>
+        <w:t>print(f'contamination=0.05 → 이상 = {(pred_05==-1).sum()}개')</w:t>
+        <w:br/>
+        <w:t>print(f'contamination=0.10 → 이상 = {(pred_10==-1).sum()}개')</w:t>
       </w:r>
     </w:p>
     <w:p>
@@ -689,70 +694,69 @@
           <w:sz w:val="22"/>
           <w:rFonts w:eastAsia="맑은 고딕"/>
         </w:rPr>
-        <w:t>▶ 모범 코드</w:t>
+        <w:t>▶ 실행 결과</w:t>
       </w:r>
     </w:p>
     <w:p>
       <w:pPr>
-        <w:spacing w:before="40" w:after="120"/>
-        <w:ind w:left="283"/>
-        <w:shd w:val="clear" w:color="auto" w:fill="F3F4F6"/>
+        <w:spacing w:before="0" w:after="120"/>
+        <w:ind w:left="227"/>
+        <w:shd w:val="clear" w:color="auto" w:fill="1E1E2E"/>
       </w:pPr>
       <w:r>
         <w:rPr>
           <w:rFonts w:ascii="Courier New" w:hAnsi="Courier New"/>
-          <w:sz w:val="19"/>
+          <w:color w:val="A8FFA8"/>
+          <w:sz w:val="18"/>
         </w:rPr>
-        <w:t>signal_late = df['vibration_x'].values[-1000:]</w:t>
+        <w:t>contamination=0.05 → 이상 = 500개</w:t>
         <w:br/>
-        <w:t>freq_late, mag_late = analyze_fft(signal_late, sampling_rate=1000)</w:t>
-        <w:br/>
-        <w:t>plt.figure(figsize=(12,4))</w:t>
-        <w:br/>
-        <w:t>plt.subplot(1,2,1); plt.plot(frequencies[:500], magnitude[:500]); plt.title('전반부')</w:t>
-        <w:br/>
-        <w:t>plt.subplot(1,2,2); plt.plot(freq_late[:500], mag_late[:500]); plt.title('후반부')</w:t>
-        <w:br/>
-        <w:t>plt.tight_layout(); plt.show()</w:t>
+        <w:t>contamination=0.10 → 이상 = 1000개</w:t>
       </w:r>
     </w:p>
     <w:p>
       <w:pPr>
-        <w:spacing w:before="120" w:after="40"/>
+        <w:spacing w:after="160"/>
+        <w:jc w:val="center"/>
       </w:pPr>
       <w:r>
-        <w:rPr>
-          <w:rFonts w:ascii="맑은 고딕" w:hAnsi="맑은 고딕"/>
-          <w:b/>
-          <w:color w:val="0D652D"/>
-          <w:sz w:val="22"/>
-          <w:rFonts w:eastAsia="맑은 고딕"/>
-        </w:rPr>
-        <w:t>▶ 예상 출력</w:t>
+        <w:drawing>
+          <wp:inline xmlns:a="http://schemas.openxmlformats.org/drawingml/2006/main" xmlns:pic="http://schemas.openxmlformats.org/drawingml/2006/picture">
+            <wp:extent cx="5040000" cy="1763122"/>
+            <wp:docPr id="4" name="Picture 4"/>
+            <wp:cNvGraphicFramePr>
+              <a:graphicFrameLocks noChangeAspect="1"/>
+            </wp:cNvGraphicFramePr>
+            <a:graphic>
+              <a:graphicData uri="http://schemas.openxmlformats.org/drawingml/2006/picture">
+                <pic:pic>
+                  <pic:nvPicPr>
+                    <pic:cNvPr id="0" name="a1_03_anomaly.png"/>
+                    <pic:cNvPicPr/>
+                  </pic:nvPicPr>
+                  <pic:blipFill>
+                    <a:blip r:embed="rId12"/>
+                    <a:stretch>
+                      <a:fillRect/>
+                    </a:stretch>
+                  </pic:blipFill>
+                  <pic:spPr>
+                    <a:xfrm>
+                      <a:off x="0" y="0"/>
+                      <a:ext cx="5040000" cy="1763122"/>
+                    </a:xfrm>
+                    <a:prstGeom prst="rect"/>
+                  </pic:spPr>
+                </pic:pic>
+              </a:graphicData>
+            </a:graphic>
+          </wp:inline>
+        </w:drawing>
       </w:r>
     </w:p>
     <w:p>
       <w:pPr>
-        <w:spacing w:before="40" w:after="160"/>
-        <w:ind w:left="283"/>
-        <w:shd w:val="clear" w:color="auto" w:fill="EBF3FF"/>
-      </w:pPr>
-      <w:r>
-        <w:rPr>
-          <w:rFonts w:ascii="Courier New" w:hAnsi="Courier New"/>
-          <w:color w:val="004499"/>
-          <w:sz w:val="19"/>
-        </w:rPr>
-        <w:t>▶ 출력 결과:</w:t>
-        <w:br/>
-        <w:t>전반부 vs 후반부 FFT 비교 그래프 출력</w:t>
-        <w:br/>
-        <w:t>→ 고장 진행 시 후반부에서 특정 주파수 성분 증가 확인</w:t>
-      </w:r>
-    </w:p>
-    <w:p>
-      <w:pPr>
-        <w:spacing w:before="0" w:after="200"/>
+        <w:spacing w:after="200"/>
         <w:ind w:left="170"/>
       </w:pPr>
       <w:r>
@@ -773,131 +777,58 @@
           <w:sz w:val="20"/>
           <w:rFonts w:eastAsia="맑은 고딕"/>
         </w:rPr>
-        <w:t>시간에 따라 주파수 스펙트럼이 변하는 것을 비교합니다. 베어링 마모가 진행될수록 특정 주파수(BPFI/BPFO)의 에너지가 증가합니다.</w:t>
-      </w:r>
-    </w:p>
-    <w:p/>
-    <w:p>
-      <w:pPr>
-        <w:spacing w:before="240" w:after="80"/>
-      </w:pPr>
-      <w:r>
-        <w:rPr>
-          <w:rFonts w:ascii="맑은 고딕" w:hAnsi="맑은 고딕"/>
-          <w:b/>
-          <w:color w:val="1A73E8"/>
-          <w:sz w:val="32"/>
-          <w:rFonts w:eastAsia="맑은 고딕"/>
-        </w:rPr>
-        <w:t>📒 노트북 03 — 이상 탐지 모델</w:t>
+        <w:t>contamination은 '전체 데이터 중 이상치 비율'을 알고리즘에 알려주는 파라미터입니다. 10,000개 데이터 기준 0.05=500개, 0.10=1000개를 이상으로 강제 분류합니다.</w:t>
       </w:r>
     </w:p>
     <w:p>
       <w:pPr>
-        <w:spacing w:before="80" w:after="80"/>
-      </w:pPr>
-      <w:r>
-        <w:rPr>
-          <w:rFonts w:ascii="맑은 고딕" w:hAnsi="맑은 고딕"/>
-          <w:b w:val="0"/>
-          <w:color w:val="CCCCCC"/>
-          <w:sz w:val="16"/>
-          <w:rFonts w:eastAsia="맑은 고딕"/>
-        </w:rPr>
-        <w:t>────────────────────────────────────────────────────────────</w:t>
-      </w:r>
-    </w:p>
-    <w:p>
-      <w:pPr>
-        <w:spacing w:before="240" w:after="80"/>
-      </w:pPr>
-      <w:r>
-        <w:rPr>
-          <w:rFonts w:ascii="맑은 고딕" w:hAnsi="맑은 고딕"/>
-          <w:b/>
-          <w:color w:val="34A853"/>
-          <w:sz w:val="26"/>
-          <w:rFonts w:eastAsia="맑은 고딕"/>
-        </w:rPr>
-        <w:t>과제 A (필수) — contamination=0.05 vs 0.10 비교</w:t>
-      </w:r>
-    </w:p>
-    <w:p>
-      <w:pPr>
-        <w:spacing w:before="120" w:after="40"/>
-      </w:pPr>
-      <w:r>
-        <w:rPr>
-          <w:rFonts w:ascii="맑은 고딕" w:hAnsi="맑은 고딕"/>
-          <w:b/>
-          <w:color w:val="1976D2"/>
-          <w:sz w:val="22"/>
-          <w:rFonts w:eastAsia="맑은 고딕"/>
-        </w:rPr>
-        <w:t>▶ 모범 코드</w:t>
-      </w:r>
-    </w:p>
-    <w:p>
-      <w:pPr>
-        <w:spacing w:before="40" w:after="120"/>
-        <w:ind w:left="283"/>
-        <w:shd w:val="clear" w:color="auto" w:fill="F3F4F6"/>
-      </w:pPr>
-      <w:r>
-        <w:rPr>
-          <w:rFonts w:ascii="Courier New" w:hAnsi="Courier New"/>
-          <w:sz w:val="19"/>
-        </w:rPr>
-        <w:t>iso_05 = IsolationForest(contamination=0.05, random_state=42)</w:t>
-        <w:br/>
-        <w:t>pred_05 = iso_05.fit_predict(features)</w:t>
-        <w:br/>
-        <w:t>iso_10 = IsolationForest(contamination=0.10, random_state=42)</w:t>
-        <w:br/>
-        <w:t>pred_10 = iso_10.fit_predict(features)</w:t>
-        <w:br/>
-        <w:t>print(f'contamination=0.05 → 이상 = {(pred_05==-1).sum()}개')</w:t>
-        <w:br/>
-        <w:t>print(f'contamination=0.10 → 이상 = {(pred_10==-1).sum()}개')</w:t>
-      </w:r>
-    </w:p>
-    <w:p>
-      <w:pPr>
-        <w:spacing w:before="120" w:after="40"/>
+        <w:spacing w:before="200" w:after="60"/>
       </w:pPr>
       <w:r>
         <w:rPr>
           <w:rFonts w:ascii="맑은 고딕" w:hAnsi="맑은 고딕"/>
           <w:b/>
           <w:color w:val="0D652D"/>
-          <w:sz w:val="22"/>
+          <w:sz w:val="26"/>
           <w:rFonts w:eastAsia="맑은 고딕"/>
         </w:rPr>
-        <w:t>▶ 예상 출력</w:t>
+        <w:t>과제 B (필수) — Health Index 경고 시작 인덱스</w:t>
       </w:r>
     </w:p>
     <w:p>
       <w:pPr>
-        <w:spacing w:before="40" w:after="160"/>
-        <w:ind w:left="283"/>
-        <w:shd w:val="clear" w:color="auto" w:fill="EBF3FF"/>
+        <w:spacing w:before="40" w:after="80"/>
+        <w:ind w:left="227"/>
+        <w:shd w:val="clear" w:color="auto" w:fill="F1F3F4"/>
       </w:pPr>
       <w:r>
         <w:rPr>
           <w:rFonts w:ascii="Courier New" w:hAnsi="Courier New"/>
-          <w:color w:val="004499"/>
-          <w:sz w:val="19"/>
+          <w:sz w:val="18"/>
         </w:rPr>
-        <w:t>▶ 출력 결과:</w:t>
+        <w:t>below = np.where(health_index &lt; 70)[0]</w:t>
         <w:br/>
-        <w:t>contamination=0.05 → 이상 = 500개</w:t>
-        <w:br/>
-        <w:t>contamination=0.10 → 이상 = 1000개</w:t>
+        <w:t>print(f'경고 시작 인덱스: {below[0] if len(below) &gt; 0 else "없음"}')</w:t>
       </w:r>
     </w:p>
     <w:p>
       <w:pPr>
-        <w:spacing w:before="0" w:after="200"/>
+        <w:spacing w:before="0" w:after="120"/>
+        <w:ind w:left="227"/>
+        <w:shd w:val="clear" w:color="auto" w:fill="1E1E2E"/>
+      </w:pPr>
+      <w:r>
+        <w:rPr>
+          <w:rFonts w:ascii="Courier New" w:hAnsi="Courier New"/>
+          <w:color w:val="A8FFA8"/>
+          <w:sz w:val="18"/>
+        </w:rPr>
+        <w:t>경고 시작 인덱스: 0</w:t>
+      </w:r>
+    </w:p>
+    <w:p>
+      <w:pPr>
+        <w:spacing w:after="200"/>
         <w:ind w:left="170"/>
       </w:pPr>
       <w:r>
@@ -918,232 +849,9 @@
           <w:sz w:val="20"/>
           <w:rFonts w:eastAsia="맑은 고딕"/>
         </w:rPr>
-        <w:t>contamination은 '전체 데이터 중 이상치 비율'을 알고리즘에 알려주는 파라미터입니다. 0.05는 5% 탐지, 0.10은 10% 탐지를 강제하므로, 데이터 10,000개 기준 각각 500개와 1,000개가 이상으로 분류됩니다.</w:t>
+        <w:t>np.where(condition)[0]은 조건을 만족하는 인덱스 배열을 반환합니다. 첫 번째 원소가 경고 발생 시점입니다. Health Index &lt; 70이면 '주의' 구간으로 정비 검토가 필요합니다.</w:t>
       </w:r>
     </w:p>
-    <w:p/>
-    <w:p>
-      <w:pPr>
-        <w:spacing w:before="240" w:after="80"/>
-      </w:pPr>
-      <w:r>
-        <w:rPr>
-          <w:rFonts w:ascii="맑은 고딕" w:hAnsi="맑은 고딕"/>
-          <w:b/>
-          <w:color w:val="34A853"/>
-          <w:sz w:val="26"/>
-          <w:rFonts w:eastAsia="맑은 고딕"/>
-        </w:rPr>
-        <w:t>과제 B (필수) — 경고 시작 인덱스</w:t>
-      </w:r>
-    </w:p>
-    <w:p>
-      <w:pPr>
-        <w:spacing w:before="120" w:after="40"/>
-      </w:pPr>
-      <w:r>
-        <w:rPr>
-          <w:rFonts w:ascii="맑은 고딕" w:hAnsi="맑은 고딕"/>
-          <w:b/>
-          <w:color w:val="1976D2"/>
-          <w:sz w:val="22"/>
-          <w:rFonts w:eastAsia="맑은 고딕"/>
-        </w:rPr>
-        <w:t>▶ 모범 코드</w:t>
-      </w:r>
-    </w:p>
-    <w:p>
-      <w:pPr>
-        <w:spacing w:before="40" w:after="120"/>
-        <w:ind w:left="283"/>
-        <w:shd w:val="clear" w:color="auto" w:fill="F3F4F6"/>
-      </w:pPr>
-      <w:r>
-        <w:rPr>
-          <w:rFonts w:ascii="Courier New" w:hAnsi="Courier New"/>
-          <w:sz w:val="19"/>
-        </w:rPr>
-        <w:t>below = np.where(health_index &lt; 70)[0]</w:t>
-        <w:br/>
-        <w:t>print(f'경고 시작 인덱스: {below[0] if len(below) &gt; 0 else "없음"}')</w:t>
-        <w:br/>
-        <w:t>print(f'경고 발생 시각: {df["timestamp"].iloc[below[0]]}')</w:t>
-      </w:r>
-    </w:p>
-    <w:p>
-      <w:pPr>
-        <w:spacing w:before="120" w:after="40"/>
-      </w:pPr>
-      <w:r>
-        <w:rPr>
-          <w:rFonts w:ascii="맑은 고딕" w:hAnsi="맑은 고딕"/>
-          <w:b/>
-          <w:color w:val="0D652D"/>
-          <w:sz w:val="22"/>
-          <w:rFonts w:eastAsia="맑은 고딕"/>
-        </w:rPr>
-        <w:t>▶ 예상 출력</w:t>
-      </w:r>
-    </w:p>
-    <w:p>
-      <w:pPr>
-        <w:spacing w:before="40" w:after="160"/>
-        <w:ind w:left="283"/>
-        <w:shd w:val="clear" w:color="auto" w:fill="EBF3FF"/>
-      </w:pPr>
-      <w:r>
-        <w:rPr>
-          <w:rFonts w:ascii="Courier New" w:hAnsi="Courier New"/>
-          <w:color w:val="004499"/>
-          <w:sz w:val="19"/>
-        </w:rPr>
-        <w:t>▶ 출력 결과:</w:t>
-        <w:br/>
-        <w:t>경고 시작 인덱스: 7234</w:t>
-        <w:br/>
-        <w:t>경고 발생 시각: 2024-01-08 14:23:05</w:t>
-      </w:r>
-    </w:p>
-    <w:p>
-      <w:pPr>
-        <w:spacing w:before="0" w:after="200"/>
-        <w:ind w:left="170"/>
-      </w:pPr>
-      <w:r>
-        <w:rPr>
-          <w:rFonts w:ascii="맑은 고딕" w:hAnsi="맑은 고딕"/>
-          <w:b/>
-          <w:color w:val="E67900"/>
-          <w:sz w:val="20"/>
-          <w:rFonts w:eastAsia="맑은 고딕"/>
-        </w:rPr>
-        <w:t xml:space="preserve">💡 해설: </w:t>
-      </w:r>
-      <w:r>
-        <w:rPr>
-          <w:rFonts w:ascii="맑은 고딕" w:hAnsi="맑은 고딕"/>
-          <w:b w:val="0"/>
-          <w:color w:val="444444"/>
-          <w:sz w:val="20"/>
-          <w:rFonts w:eastAsia="맑은 고딕"/>
-        </w:rPr>
-        <w:t>`np.where(condition)[0]`은 조건을 만족하는 인덱스 배열을 반환합니다. `[0]`으로 첫 번째(가장 이른) 경고 시점을 추출합니다. Health Index &lt; 70이면 '주의' 구간입니다.</w:t>
-      </w:r>
-    </w:p>
-    <w:p/>
-    <w:p>
-      <w:pPr>
-        <w:spacing w:before="240" w:after="80"/>
-      </w:pPr>
-      <w:r>
-        <w:rPr>
-          <w:rFonts w:ascii="맑은 고딕" w:hAnsi="맑은 고딕"/>
-          <w:b/>
-          <w:color w:val="34A853"/>
-          <w:sz w:val="26"/>
-          <w:rFonts w:eastAsia="맑은 고딕"/>
-        </w:rPr>
-        <w:t>과제 C (심화) — n_estimators 비교</w:t>
-      </w:r>
-    </w:p>
-    <w:p>
-      <w:pPr>
-        <w:spacing w:before="120" w:after="40"/>
-      </w:pPr>
-      <w:r>
-        <w:rPr>
-          <w:rFonts w:ascii="맑은 고딕" w:hAnsi="맑은 고딕"/>
-          <w:b/>
-          <w:color w:val="1976D2"/>
-          <w:sz w:val="22"/>
-          <w:rFonts w:eastAsia="맑은 고딕"/>
-        </w:rPr>
-        <w:t>▶ 모범 코드</w:t>
-      </w:r>
-    </w:p>
-    <w:p>
-      <w:pPr>
-        <w:spacing w:before="40" w:after="120"/>
-        <w:ind w:left="283"/>
-        <w:shd w:val="clear" w:color="auto" w:fill="F3F4F6"/>
-      </w:pPr>
-      <w:r>
-        <w:rPr>
-          <w:rFonts w:ascii="Courier New" w:hAnsi="Courier New"/>
-          <w:sz w:val="19"/>
-        </w:rPr>
-        <w:t>for n in [50, 100, 200]:</w:t>
-        <w:br/>
-        <w:t xml:space="preserve">    iso = IsolationForest(n_estimators=n, contamination=0.1, random_state=42)</w:t>
-        <w:br/>
-        <w:t xml:space="preserve">    pred = iso.fit_predict(features)</w:t>
-        <w:br/>
-        <w:t xml:space="preserve">    print(f'n_estimators={n:3d} → 이상 = {(pred==-1).sum()}개')</w:t>
-      </w:r>
-    </w:p>
-    <w:p>
-      <w:pPr>
-        <w:spacing w:before="120" w:after="40"/>
-      </w:pPr>
-      <w:r>
-        <w:rPr>
-          <w:rFonts w:ascii="맑은 고딕" w:hAnsi="맑은 고딕"/>
-          <w:b/>
-          <w:color w:val="0D652D"/>
-          <w:sz w:val="22"/>
-          <w:rFonts w:eastAsia="맑은 고딕"/>
-        </w:rPr>
-        <w:t>▶ 예상 출력</w:t>
-      </w:r>
-    </w:p>
-    <w:p>
-      <w:pPr>
-        <w:spacing w:before="40" w:after="160"/>
-        <w:ind w:left="283"/>
-        <w:shd w:val="clear" w:color="auto" w:fill="EBF3FF"/>
-      </w:pPr>
-      <w:r>
-        <w:rPr>
-          <w:rFonts w:ascii="Courier New" w:hAnsi="Courier New"/>
-          <w:color w:val="004499"/>
-          <w:sz w:val="19"/>
-        </w:rPr>
-        <w:t>▶ 출력 결과:</w:t>
-        <w:br/>
-        <w:t>n_estimators= 50 → 이상 = 997개</w:t>
-        <w:br/>
-        <w:t>n_estimators=100 → 이상 = 1000개</w:t>
-        <w:br/>
-        <w:t>n_estimators=200 → 이상 = 1001개</w:t>
-      </w:r>
-    </w:p>
-    <w:p>
-      <w:pPr>
-        <w:spacing w:before="0" w:after="200"/>
-        <w:ind w:left="170"/>
-      </w:pPr>
-      <w:r>
-        <w:rPr>
-          <w:rFonts w:ascii="맑은 고딕" w:hAnsi="맑은 고딕"/>
-          <w:b/>
-          <w:color w:val="E67900"/>
-          <w:sz w:val="20"/>
-          <w:rFonts w:eastAsia="맑은 고딕"/>
-        </w:rPr>
-        <w:t xml:space="preserve">💡 해설: </w:t>
-      </w:r>
-      <w:r>
-        <w:rPr>
-          <w:rFonts w:ascii="맑은 고딕" w:hAnsi="맑은 고딕"/>
-          <w:b w:val="0"/>
-          <w:color w:val="444444"/>
-          <w:sz w:val="20"/>
-          <w:rFonts w:eastAsia="맑은 고딕"/>
-        </w:rPr>
-        <w:t>n_estimators가 높을수록 앙상블 트리가 많아져 결과가 안정화됩니다. 50 이상에서는 탐지 수 차이가 거의 없지만, 낮은 값에서는 결과가 불안정할 수 있습니다.</w:t>
-      </w:r>
-    </w:p>
-    <w:p/>
     <w:sectPr>
       <w:pgSz w:w="12240" w:h="15840"/>
       <w:pgMar w:top="1134" w:right="1417" w:bottom="1134" w:left="1417" w:header="720" w:footer="720" w:gutter="0"/>
